--- a/6-过程管理/流程制度规范类文件/TJTY-ITSS-0610-运维服务容量管理制度.docx
+++ b/6-过程管理/流程制度规范类文件/TJTY-ITSS-0610-运维服务容量管理制度.docx
@@ -26,7 +26,6 @@
         </w:rPr>
       </w:pPr>
       <w:bookmarkStart w:id="0" w:name="_Toc3156"/>
-      <w:bookmarkStart w:id="79" w:name="_GoBack"/>
       <w:r>
         <w:rPr>
           <w:rFonts w:hint="eastAsia"/>
@@ -5579,8 +5578,8 @@
         <w:pStyle w:val="30"/>
         <w:bidi w:val="0"/>
       </w:pPr>
-      <w:bookmarkStart w:id="1" w:name="heading_2"/>
-      <w:bookmarkStart w:id="2" w:name="_Toc12852"/>
+      <w:bookmarkStart w:id="1" w:name="_Toc12852"/>
+      <w:bookmarkStart w:id="2" w:name="heading_2"/>
       <w:bookmarkStart w:id="3" w:name="_Toc24159"/>
       <w:r>
         <w:t>目的</w:t>
@@ -5658,8 +5657,8 @@
         <w:pStyle w:val="30"/>
         <w:bidi w:val="0"/>
       </w:pPr>
-      <w:bookmarkStart w:id="4" w:name="heading_3"/>
-      <w:bookmarkStart w:id="5" w:name="_Toc15465"/>
+      <w:bookmarkStart w:id="4" w:name="_Toc15465"/>
+      <w:bookmarkStart w:id="5" w:name="heading_3"/>
       <w:r>
         <w:t>过程定义</w:t>
       </w:r>
@@ -5680,8 +5679,8 @@
         <w:pStyle w:val="32"/>
         <w:bidi w:val="0"/>
       </w:pPr>
-      <w:bookmarkStart w:id="6" w:name="heading_4"/>
-      <w:bookmarkStart w:id="7" w:name="_Toc2112"/>
+      <w:bookmarkStart w:id="6" w:name="_Toc2112"/>
+      <w:bookmarkStart w:id="7" w:name="heading_4"/>
       <w:r>
         <w:t>范围</w:t>
       </w:r>
@@ -6912,8 +6911,8 @@
         <w:pStyle w:val="32"/>
         <w:bidi w:val="0"/>
       </w:pPr>
-      <w:bookmarkStart w:id="11" w:name="heading_6"/>
-      <w:bookmarkStart w:id="12" w:name="_Toc27308"/>
+      <w:bookmarkStart w:id="11" w:name="_Toc27308"/>
+      <w:bookmarkStart w:id="12" w:name="heading_6"/>
       <w:r>
         <w:t>主要输入</w:t>
       </w:r>
@@ -8583,8 +8582,8 @@
         <w:pStyle w:val="33"/>
         <w:bidi w:val="0"/>
       </w:pPr>
-      <w:bookmarkStart w:id="21" w:name="heading_10"/>
-      <w:bookmarkStart w:id="22" w:name="_Toc32312"/>
+      <w:bookmarkStart w:id="21" w:name="_Toc32312"/>
+      <w:bookmarkStart w:id="22" w:name="heading_10"/>
       <w:r>
         <w:t>容量监控人员</w:t>
       </w:r>
@@ -9509,6 +9508,7 @@
       <w:pPr>
         <w:pStyle w:val="41"/>
         <w:numPr>
+          <w:ilvl w:val="0"/>
           <w:numId w:val="0"/>
         </w:numPr>
         <w:bidi w:val="0"/>
@@ -9522,6 +9522,7 @@
       <w:pPr>
         <w:pStyle w:val="41"/>
         <w:numPr>
+          <w:ilvl w:val="0"/>
           <w:numId w:val="0"/>
         </w:numPr>
         <w:bidi w:val="0"/>
@@ -9535,6 +9536,7 @@
       <w:pPr>
         <w:pStyle w:val="41"/>
         <w:numPr>
+          <w:ilvl w:val="0"/>
           <w:numId w:val="0"/>
         </w:numPr>
         <w:bidi w:val="0"/>
@@ -9548,6 +9550,7 @@
       <w:pPr>
         <w:pStyle w:val="41"/>
         <w:numPr>
+          <w:ilvl w:val="0"/>
           <w:numId w:val="0"/>
         </w:numPr>
         <w:bidi w:val="0"/>
@@ -9561,6 +9564,7 @@
       <w:pPr>
         <w:pStyle w:val="41"/>
         <w:numPr>
+          <w:ilvl w:val="0"/>
           <w:numId w:val="0"/>
         </w:numPr>
         <w:bidi w:val="0"/>
@@ -9750,7 +9754,7 @@
           <w:lang w:val="en-US" w:eastAsia="zh-CN"/>
         </w:rPr>
         <w:object>
-          <v:shape id="_x0000_i1026" o:spt="75" type="#_x0000_t75" style="height:192.45pt;width:272.2pt;" o:ole="t" filled="f" o:preferrelative="t" stroked="f" coordsize="21600,21600">
+          <v:shape id="_x0000_i1025" o:spt="75" type="#_x0000_t75" style="height:192.45pt;width:272.2pt;" o:ole="t" filled="f" o:preferrelative="t" stroked="f" coordsize="21600,21600">
             <v:path/>
             <v:fill on="f" focussize="0,0"/>
             <v:stroke on="f"/>
@@ -9759,7 +9763,7 @@
             <w10:wrap type="none"/>
             <w10:anchorlock/>
           </v:shape>
-          <o:OLEObject Type="Embed" ProgID="Visio.Drawing.15" ShapeID="_x0000_i1026" DrawAspect="Content" ObjectID="_1468075725" r:id="rId6">
+          <o:OLEObject Type="Embed" ProgID="Visio.Drawing.15" ShapeID="_x0000_i1025" DrawAspect="Content" ObjectID="_1468075725" r:id="rId6">
             <o:LockedField>false</o:LockedField>
           </o:OLEObject>
         </w:object>
@@ -9786,8 +9790,8 @@
         <w:pStyle w:val="30"/>
         <w:bidi w:val="0"/>
       </w:pPr>
-      <w:bookmarkStart w:id="35" w:name="heading_16"/>
-      <w:bookmarkStart w:id="36" w:name="_Toc13886"/>
+      <w:bookmarkStart w:id="35" w:name="_Toc13886"/>
+      <w:bookmarkStart w:id="36" w:name="heading_16"/>
       <w:r>
         <w:t>过程描述</w:t>
       </w:r>
@@ -9799,8 +9803,8 @@
         <w:pStyle w:val="32"/>
         <w:bidi w:val="0"/>
       </w:pPr>
-      <w:bookmarkStart w:id="37" w:name="heading_17"/>
-      <w:bookmarkStart w:id="38" w:name="_Toc12859"/>
+      <w:bookmarkStart w:id="37" w:name="_Toc12859"/>
+      <w:bookmarkStart w:id="38" w:name="heading_17"/>
       <w:r>
         <w:t>容量计划</w:t>
       </w:r>
@@ -9928,8 +9932,8 @@
         <w:pStyle w:val="32"/>
         <w:bidi w:val="0"/>
       </w:pPr>
-      <w:bookmarkStart w:id="39" w:name="heading_18"/>
-      <w:bookmarkStart w:id="40" w:name="_Toc12120"/>
+      <w:bookmarkStart w:id="39" w:name="_Toc12120"/>
+      <w:bookmarkStart w:id="40" w:name="heading_18"/>
       <w:r>
         <w:t>容量监控</w:t>
       </w:r>
@@ -10161,12 +10165,6 @@
             <w:insideH w:val="none" w:color="DEE0E3" w:sz="0" w:space="0"/>
             <w:insideV w:val="none" w:color="DEE0E3" w:sz="0" w:space="0"/>
           </w:tblBorders>
-          <w:tblCellMar>
-            <w:top w:w="0" w:type="dxa"/>
-            <w:left w:w="10" w:type="dxa"/>
-            <w:bottom w:w="0" w:type="dxa"/>
-            <w:right w:w="10" w:type="dxa"/>
-          </w:tblCellMar>
         </w:tblPrEx>
         <w:trPr>
           <w:trHeight w:val="0" w:hRule="atLeast"/>
@@ -11673,8 +11671,8 @@
         <w:pStyle w:val="33"/>
         <w:bidi w:val="0"/>
       </w:pPr>
-      <w:bookmarkStart w:id="44" w:name="heading_20"/>
-      <w:bookmarkStart w:id="45" w:name="_Toc26811"/>
+      <w:bookmarkStart w:id="44" w:name="_Toc26811"/>
+      <w:bookmarkStart w:id="45" w:name="heading_20"/>
       <w:r>
         <w:t>监控方式</w:t>
       </w:r>
@@ -11728,8 +11726,8 @@
         <w:pStyle w:val="32"/>
         <w:bidi w:val="0"/>
       </w:pPr>
-      <w:bookmarkStart w:id="46" w:name="heading_21"/>
-      <w:bookmarkStart w:id="47" w:name="_Toc24640"/>
+      <w:bookmarkStart w:id="46" w:name="_Toc24640"/>
+      <w:bookmarkStart w:id="47" w:name="heading_21"/>
       <w:r>
         <w:t>容量分析</w:t>
       </w:r>
@@ -11750,8 +11748,8 @@
         <w:pStyle w:val="33"/>
         <w:bidi w:val="0"/>
       </w:pPr>
-      <w:bookmarkStart w:id="48" w:name="heading_22"/>
-      <w:bookmarkStart w:id="49" w:name="_Toc24337"/>
+      <w:bookmarkStart w:id="48" w:name="_Toc24337"/>
+      <w:bookmarkStart w:id="49" w:name="heading_22"/>
       <w:r>
         <w:t>分析内容</w:t>
       </w:r>
@@ -11819,8 +11817,8 @@
         <w:pStyle w:val="33"/>
         <w:bidi w:val="0"/>
       </w:pPr>
-      <w:bookmarkStart w:id="50" w:name="heading_23"/>
-      <w:bookmarkStart w:id="51" w:name="_Toc23602"/>
+      <w:bookmarkStart w:id="50" w:name="_Toc23602"/>
+      <w:bookmarkStart w:id="51" w:name="heading_23"/>
       <w:r>
         <w:t>分析周期</w:t>
       </w:r>
@@ -12802,8 +12800,8 @@
         <w:pStyle w:val="33"/>
         <w:bidi w:val="0"/>
       </w:pPr>
-      <w:bookmarkStart w:id="53" w:name="heading_24"/>
-      <w:bookmarkStart w:id="54" w:name="_Toc15107"/>
+      <w:bookmarkStart w:id="53" w:name="_Toc15107"/>
+      <w:bookmarkStart w:id="54" w:name="heading_24"/>
       <w:r>
         <w:t>异常处理</w:t>
       </w:r>
@@ -12880,8 +12878,8 @@
         <w:pStyle w:val="32"/>
         <w:bidi w:val="0"/>
       </w:pPr>
-      <w:bookmarkStart w:id="55" w:name="heading_25"/>
-      <w:bookmarkStart w:id="56" w:name="_Toc4900"/>
+      <w:bookmarkStart w:id="55" w:name="_Toc4900"/>
+      <w:bookmarkStart w:id="56" w:name="heading_25"/>
       <w:r>
         <w:t>容量调整</w:t>
       </w:r>
@@ -12902,8 +12900,8 @@
         <w:pStyle w:val="33"/>
         <w:bidi w:val="0"/>
       </w:pPr>
-      <w:bookmarkStart w:id="57" w:name="heading_26"/>
-      <w:bookmarkStart w:id="58" w:name="_Toc1910"/>
+      <w:bookmarkStart w:id="57" w:name="_Toc1910"/>
+      <w:bookmarkStart w:id="58" w:name="heading_26"/>
       <w:r>
         <w:t>容量调整类型</w:t>
       </w:r>
@@ -13653,8 +13651,8 @@
         <w:pStyle w:val="33"/>
         <w:bidi w:val="0"/>
       </w:pPr>
-      <w:bookmarkStart w:id="60" w:name="heading_27"/>
-      <w:bookmarkStart w:id="61" w:name="_Toc25875"/>
+      <w:bookmarkStart w:id="60" w:name="_Toc25875"/>
+      <w:bookmarkStart w:id="61" w:name="heading_27"/>
       <w:r>
         <w:t>容量调整流程</w:t>
       </w:r>
@@ -13893,8 +13891,8 @@
         <w:pStyle w:val="32"/>
         <w:bidi w:val="0"/>
       </w:pPr>
-      <w:bookmarkStart w:id="64" w:name="heading_29"/>
-      <w:bookmarkStart w:id="65" w:name="_Toc21982"/>
+      <w:bookmarkStart w:id="64" w:name="_Toc21982"/>
+      <w:bookmarkStart w:id="65" w:name="heading_29"/>
       <w:r>
         <w:t>容量报告</w:t>
       </w:r>
@@ -14035,8 +14033,8 @@
         <w:pStyle w:val="33"/>
         <w:bidi w:val="0"/>
       </w:pPr>
-      <w:bookmarkStart w:id="68" w:name="heading_31"/>
-      <w:bookmarkStart w:id="69" w:name="_Toc27627"/>
+      <w:bookmarkStart w:id="68" w:name="_Toc27627"/>
+      <w:bookmarkStart w:id="69" w:name="heading_31"/>
       <w:r>
         <w:t>报告周期</w:t>
       </w:r>
@@ -14717,8 +14715,8 @@
         <w:pStyle w:val="30"/>
         <w:bidi w:val="0"/>
       </w:pPr>
-      <w:bookmarkStart w:id="71" w:name="heading_34"/>
-      <w:bookmarkStart w:id="72" w:name="_Toc5855"/>
+      <w:bookmarkStart w:id="71" w:name="_Toc5855"/>
+      <w:bookmarkStart w:id="72" w:name="heading_34"/>
       <w:r>
         <w:t>相关文件</w:t>
       </w:r>
@@ -15357,6 +15355,7 @@
                 <w:lang w:val="en-US" w:eastAsia="zh-CN" w:bidi="ar-SA"/>
               </w:rPr>
             </w:pPr>
+            <w:bookmarkStart w:id="79" w:name="_GoBack"/>
             <w:r>
               <w:rPr>
                 <w:rFonts w:hint="eastAsia" w:cs="Arial"/>
@@ -15370,6 +15369,7 @@
               </w:rPr>
               <w:t>容量报告及时性</w:t>
             </w:r>
+            <w:bookmarkEnd w:id="79"/>
           </w:p>
         </w:tc>
         <w:tc>
@@ -16330,7 +16330,6 @@
         </w:rPr>
       </w:pPr>
     </w:p>
-    <w:bookmarkEnd w:id="79"/>
     <w:sectPr>
       <w:pgSz w:w="11906" w:h="16838"/>
       <w:pgMar w:top="1440" w:right="1800" w:bottom="1440" w:left="1800" w:header="851" w:footer="992" w:gutter="0"/>
